--- a/tillsyn/A 12720-2024 tillsynsbegäran.docx
+++ b/tillsyn/A 12720-2024 tillsynsbegäran.docx
@@ -492,7 +492,7 @@
     <w:r>
       <w:tab/>
       <w:tab/>
-      <w:t>2026-09-14</w:t>
+      <w:t>2026-09-15</w:t>
       <w:br/>
       <w:br/>
     </w:r>

--- a/tillsyn/A 12720-2024 tillsynsbegäran.docx
+++ b/tillsyn/A 12720-2024 tillsynsbegäran.docx
@@ -492,7 +492,7 @@
     <w:r>
       <w:tab/>
       <w:tab/>
-      <w:t>2026-09-15</w:t>
+      <w:t>2026-09-16</w:t>
       <w:br/>
       <w:br/>
     </w:r>

--- a/tillsyn/A 12720-2024 tillsynsbegäran.docx
+++ b/tillsyn/A 12720-2024 tillsynsbegäran.docx
@@ -492,7 +492,7 @@
     <w:r>
       <w:tab/>
       <w:tab/>
-      <w:t>2026-09-16</w:t>
+      <w:t>2026-09-17</w:t>
       <w:br/>
       <w:br/>
     </w:r>

--- a/tillsyn/A 12720-2024 tillsynsbegäran.docx
+++ b/tillsyn/A 12720-2024 tillsynsbegäran.docx
@@ -492,7 +492,7 @@
     <w:r>
       <w:tab/>
       <w:tab/>
-      <w:t>2026-09-17</w:t>
+      <w:t>2026-09-18</w:t>
       <w:br/>
       <w:br/>
     </w:r>

--- a/tillsyn/A 12720-2024 tillsynsbegäran.docx
+++ b/tillsyn/A 12720-2024 tillsynsbegäran.docx
@@ -492,7 +492,7 @@
     <w:r>
       <w:tab/>
       <w:tab/>
-      <w:t>2026-09-18</w:t>
+      <w:t>2026-09-19</w:t>
       <w:br/>
       <w:br/>
     </w:r>

--- a/tillsyn/A 12720-2024 tillsynsbegäran.docx
+++ b/tillsyn/A 12720-2024 tillsynsbegäran.docx
@@ -492,7 +492,7 @@
     <w:r>
       <w:tab/>
       <w:tab/>
-      <w:t>2026-09-19</w:t>
+      <w:t>2026-09-21</w:t>
       <w:br/>
       <w:br/>
     </w:r>

--- a/tillsyn/A 12720-2024 tillsynsbegäran.docx
+++ b/tillsyn/A 12720-2024 tillsynsbegäran.docx
@@ -492,7 +492,7 @@
     <w:r>
       <w:tab/>
       <w:tab/>
-      <w:t>2026-09-21</w:t>
+      <w:t>2026-09-23</w:t>
       <w:br/>
       <w:br/>
     </w:r>

--- a/tillsyn/A 12720-2024 tillsynsbegäran.docx
+++ b/tillsyn/A 12720-2024 tillsynsbegäran.docx
@@ -492,7 +492,7 @@
     <w:r>
       <w:tab/>
       <w:tab/>
-      <w:t>2026-09-23</w:t>
+      <w:t>2026-09-24</w:t>
       <w:br/>
       <w:br/>
     </w:r>

--- a/tillsyn/A 12720-2024 tillsynsbegäran.docx
+++ b/tillsyn/A 12720-2024 tillsynsbegäran.docx
@@ -492,7 +492,7 @@
     <w:r>
       <w:tab/>
       <w:tab/>
-      <w:t>2026-09-24</w:t>
+      <w:t>2026-09-25</w:t>
       <w:br/>
       <w:br/>
     </w:r>

--- a/tillsyn/A 12720-2024 tillsynsbegäran.docx
+++ b/tillsyn/A 12720-2024 tillsynsbegäran.docx
@@ -492,7 +492,7 @@
     <w:r>
       <w:tab/>
       <w:tab/>
-      <w:t>2026-09-25</w:t>
+      <w:t>2026-09-26</w:t>
       <w:br/>
       <w:br/>
     </w:r>

--- a/tillsyn/A 12720-2024 tillsynsbegäran.docx
+++ b/tillsyn/A 12720-2024 tillsynsbegäran.docx
@@ -492,7 +492,7 @@
     <w:r>
       <w:tab/>
       <w:tab/>
-      <w:t>2026-09-26</w:t>
+      <w:t>2026-09-27</w:t>
       <w:br/>
       <w:br/>
     </w:r>

--- a/tillsyn/A 12720-2024 tillsynsbegäran.docx
+++ b/tillsyn/A 12720-2024 tillsynsbegäran.docx
@@ -492,7 +492,7 @@
     <w:r>
       <w:tab/>
       <w:tab/>
-      <w:t>2026-09-27</w:t>
+      <w:t>2026-09-28</w:t>
       <w:br/>
       <w:br/>
     </w:r>

--- a/tillsyn/A 12720-2024 tillsynsbegäran.docx
+++ b/tillsyn/A 12720-2024 tillsynsbegäran.docx
@@ -492,7 +492,7 @@
     <w:r>
       <w:tab/>
       <w:tab/>
-      <w:t>2026-09-28</w:t>
+      <w:t>2026-09-29</w:t>
       <w:br/>
       <w:br/>
     </w:r>

--- a/tillsyn/A 12720-2024 tillsynsbegäran.docx
+++ b/tillsyn/A 12720-2024 tillsynsbegäran.docx
@@ -492,7 +492,7 @@
     <w:r>
       <w:tab/>
       <w:tab/>
-      <w:t>2026-09-29</w:t>
+      <w:t>2026-09-30</w:t>
       <w:br/>
       <w:br/>
     </w:r>

--- a/tillsyn/A 12720-2024 tillsynsbegäran.docx
+++ b/tillsyn/A 12720-2024 tillsynsbegäran.docx
@@ -492,7 +492,7 @@
     <w:r>
       <w:tab/>
       <w:tab/>
-      <w:t>2026-09-30</w:t>
+      <w:t>2026-10-01</w:t>
       <w:br/>
       <w:br/>
     </w:r>

--- a/tillsyn/A 12720-2024 tillsynsbegäran.docx
+++ b/tillsyn/A 12720-2024 tillsynsbegäran.docx
@@ -492,7 +492,7 @@
     <w:r>
       <w:tab/>
       <w:tab/>
-      <w:t>2026-10-01</w:t>
+      <w:t>2026-10-02</w:t>
       <w:br/>
       <w:br/>
     </w:r>

--- a/tillsyn/A 12720-2024 tillsynsbegäran.docx
+++ b/tillsyn/A 12720-2024 tillsynsbegäran.docx
@@ -492,7 +492,7 @@
     <w:r>
       <w:tab/>
       <w:tab/>
-      <w:t>2026-10-02</w:t>
+      <w:t>2026-10-03</w:t>
       <w:br/>
       <w:br/>
     </w:r>

--- a/tillsyn/A 12720-2024 tillsynsbegäran.docx
+++ b/tillsyn/A 12720-2024 tillsynsbegäran.docx
@@ -492,7 +492,7 @@
     <w:r>
       <w:tab/>
       <w:tab/>
-      <w:t>2026-10-03</w:t>
+      <w:t>2026-10-04</w:t>
       <w:br/>
       <w:br/>
     </w:r>

--- a/tillsyn/A 12720-2024 tillsynsbegäran.docx
+++ b/tillsyn/A 12720-2024 tillsynsbegäran.docx
@@ -492,7 +492,7 @@
     <w:r>
       <w:tab/>
       <w:tab/>
-      <w:t>2026-10-04</w:t>
+      <w:t>2026-10-05</w:t>
       <w:br/>
       <w:br/>
     </w:r>

--- a/tillsyn/A 12720-2024 tillsynsbegäran.docx
+++ b/tillsyn/A 12720-2024 tillsynsbegäran.docx
@@ -492,7 +492,7 @@
     <w:r>
       <w:tab/>
       <w:tab/>
-      <w:t>2026-10-05</w:t>
+      <w:t>2026-10-06</w:t>
       <w:br/>
       <w:br/>
     </w:r>

--- a/tillsyn/A 12720-2024 tillsynsbegäran.docx
+++ b/tillsyn/A 12720-2024 tillsynsbegäran.docx
@@ -492,7 +492,7 @@
     <w:r>
       <w:tab/>
       <w:tab/>
-      <w:t>2026-10-06</w:t>
+      <w:t>2026-10-07</w:t>
       <w:br/>
       <w:br/>
     </w:r>

--- a/tillsyn/A 12720-2024 tillsynsbegäran.docx
+++ b/tillsyn/A 12720-2024 tillsynsbegäran.docx
@@ -492,7 +492,7 @@
     <w:r>
       <w:tab/>
       <w:tab/>
-      <w:t>2026-10-07</w:t>
+      <w:t>2026-10-08</w:t>
       <w:br/>
       <w:br/>
     </w:r>

--- a/tillsyn/A 12720-2024 tillsynsbegäran.docx
+++ b/tillsyn/A 12720-2024 tillsynsbegäran.docx
@@ -492,7 +492,7 @@
     <w:r>
       <w:tab/>
       <w:tab/>
-      <w:t>2026-10-08</w:t>
+      <w:t>2026-10-09</w:t>
       <w:br/>
       <w:br/>
     </w:r>

--- a/tillsyn/A 12720-2024 tillsynsbegäran.docx
+++ b/tillsyn/A 12720-2024 tillsynsbegäran.docx
@@ -492,7 +492,7 @@
     <w:r>
       <w:tab/>
       <w:tab/>
-      <w:t>2026-10-09</w:t>
+      <w:t>2026-10-10</w:t>
       <w:br/>
       <w:br/>
     </w:r>

--- a/tillsyn/A 12720-2024 tillsynsbegäran.docx
+++ b/tillsyn/A 12720-2024 tillsynsbegäran.docx
@@ -492,7 +492,7 @@
     <w:r>
       <w:tab/>
       <w:tab/>
-      <w:t>2026-10-10</w:t>
+      <w:t>2026-10-11</w:t>
       <w:br/>
       <w:br/>
     </w:r>

--- a/tillsyn/A 12720-2024 tillsynsbegäran.docx
+++ b/tillsyn/A 12720-2024 tillsynsbegäran.docx
@@ -492,7 +492,7 @@
     <w:r>
       <w:tab/>
       <w:tab/>
-      <w:t>2026-10-11</w:t>
+      <w:t>2026-10-12</w:t>
       <w:br/>
       <w:br/>
     </w:r>

--- a/tillsyn/A 12720-2024 tillsynsbegäran.docx
+++ b/tillsyn/A 12720-2024 tillsynsbegäran.docx
@@ -492,7 +492,7 @@
     <w:r>
       <w:tab/>
       <w:tab/>
-      <w:t>2026-10-12</w:t>
+      <w:t>2026-10-13</w:t>
       <w:br/>
       <w:br/>
     </w:r>

--- a/tillsyn/A 12720-2024 tillsynsbegäran.docx
+++ b/tillsyn/A 12720-2024 tillsynsbegäran.docx
@@ -492,7 +492,7 @@
     <w:r>
       <w:tab/>
       <w:tab/>
-      <w:t>2026-10-13</w:t>
+      <w:t>2026-10-14</w:t>
       <w:br/>
       <w:br/>
     </w:r>

--- a/tillsyn/A 12720-2024 tillsynsbegäran.docx
+++ b/tillsyn/A 12720-2024 tillsynsbegäran.docx
@@ -492,7 +492,7 @@
     <w:r>
       <w:tab/>
       <w:tab/>
-      <w:t>2026-10-14</w:t>
+      <w:t>2026-10-15</w:t>
       <w:br/>
       <w:br/>
     </w:r>

--- a/tillsyn/A 12720-2024 tillsynsbegäran.docx
+++ b/tillsyn/A 12720-2024 tillsynsbegäran.docx
@@ -60,12 +60,12 @@
         <w:spacing w:after="240"/>
       </w:pPr>
       <w:r>
-        <w:t>Figur 1. Fyndplatser för naturvårdsarter i och inom 13 meter från avverkningsanmälan. Markörer utan svart kant är placerade på fyndplatsen. Markörer med svart kant är placerade vid sidan av fyndplatsen och har ett svart streck som visar fyndplatsens exakta position. Kartans mittpunktskoordinat är N 6546813, E 468402 i SWEREF 99 TM.</w:t>
+        <w:t>Figur 1. Fyndplatser för naturvårdsarter i och inom 24 meter från avverkningsanmälan. Markörer utan svart kant är placerade på fyndplatsen. Markörer med svart kant är placerade vid sidan av fyndplatsen och har ett svart streck som visar fyndplatsens exakta position. Kartans mittpunktskoordinat är N 6546813, E 468402 i SWEREF 99 TM.</w:t>
       </w:r>
     </w:p>
     <w:p>
       <w:r>
-        <w:t>I och inom 13 meter från avverkningsanmälan finns fynd av 3 naturvårdsarter, varav 2 är rödlistade, 2 är fridlysta och 1 är typisk (T): svinrot (NT), tretåig hackspett (NT, T, §4) och fläcknycklar (§8). Se Figur 1.</w:t>
+        <w:t>I och inom 24 meter från avverkningsanmälan finns fynd av 4 naturvårdsarter, varav 3 är rödlistade, 3 är fridlysta och 1 är typisk (T): nordfladdermus (NT, §4a), svinrot (NT), tretåig hackspett (NT, T, §4) och fläcknycklar (§8). Se Figur 1.</w:t>
       </w:r>
     </w:p>
     <w:p>
@@ -97,6 +97,17 @@
     <w:p>
       <w:r>
         <w:t>Nedan följer beskrivningar av de naturvårdsarter och fridlysta arter som har sina livsmiljöer och växtplatser i den avverkningsanmälda skogen. Se även ytterligare artfakta i BILAGA 1. De påträffade naturvårdsarterna är ett tydligt kvitto på att det rör sig om en skog med höga naturvärden.</w:t>
+      </w:r>
+    </w:p>
+    <w:p>
+      <w:r>
+        <w:rPr>
+          <w:b/>
+        </w:rPr>
+        <w:t>Nordfladdermus (NT, §4a)</w:t>
+      </w:r>
+      <w:r>
+        <w:t xml:space="preserve"> omfattas av bilaga 4 EU:s art- och habitatdirektiv vilket innebär ett strikt skydd där arten och dess livsmiljöer ska bevaras. Nordfladdermus föredrar variationsrik skog med förekomst av sjöar, vattendrag och våtmarker och hittas framförallt i halvöppna miljöer som trädbärande beteshagar och i kantzoner mellan skog och odlingsmark. Den undviker stora öppna områden som stora hyggen och större sammanhängande planteringar vilket minskar längden bryn och landskapets heterogenitet och därmed födotillgången och mängden lämpliga jaktplatser. Skogsbruksåtgärder som leder till minskad förekomst av äldre, gles skog och då särskilt tillgång på hålträd och träd med löst sittande bark kan leda till brist på koloniplatser och viloplatser. Nordfladdermus har minskat med 27,5 (5–50) % under de senaste 21 åren och minskningstakten för den svenska populationen bedöms vara nära gränsvärdet för Sårbar (VU). (A2bc) (SLU Artdatabanken, 2024; Skogsstyrelsen, 2016).</w:t>
       </w:r>
     </w:p>
     <w:p>
@@ -161,6 +172,65 @@
       </w:pPr>
       <w:r>
         <w:t>BILAGA 1 – Fridlysta arter</w:t>
+      </w:r>
+    </w:p>
+    <w:p>
+      <w:pPr>
+        <w:pStyle w:val="Heading1"/>
+      </w:pPr>
+      <w:r>
+        <w:t>Nordfladdermus – ekologi samt krav på livsmiljön</w:t>
+      </w:r>
+    </w:p>
+    <w:p>
+      <w:r>
+        <w:t>Nordfladdermus (NT, §4a) omfattas av bilaga 4 EU:s art- och habitatdirektiv vilket innebär ett strikt skydd för arten och dess livsmiljöer. Arten har minskat med 27,5 (5–50) % under de senaste 21 åren och minskningstakten för den svenska populationen bedöms vara nära gränsvärdet för Sårbar (VU). (A2bc) (SLU Artdatabanken, 2024).</w:t>
+      </w:r>
+    </w:p>
+    <w:p>
+      <w:r>
+        <w:t>Nordfladdermus föredrar variationsrik skog med förekomst av sjöar, vattendrag och våtmarker och hittas framförallt i halvöppna miljöer som trädbärande beteshagar och i kantzoner mellan skog och odlingsmark. Den undviker stora öppna områden som stora hyggen och större sammanhängande planteringar vilket minskar längden bryn och landskapets heterogenitet och därmed födotillgången och mängden lämpliga jaktplatser. Skogsbruksåtgärder som leder till minskad förekomst av äldre, gles skog och då särskilt tillgång på hålträd och träd med löst sittande bark kan leda till brist på koloniplatser och viloplatser (SLU Artdatabanken, 2024; Skogsstyrelsen, 2016).</w:t>
+      </w:r>
+    </w:p>
+    <w:p>
+      <w:r>
+        <w:t>Fladdermöss är beroende av hänsyn på landskapsnivå och det är viktigt att alla typer av vatten och våtmarker samt fuktiga skogspartier återställs och bevaras. Sväm- och sumpskog ska alltid sparas, och äldre lövmiljöer bör alltid sparas för födosök, koloniplatser och viloplatser. Utöver kantzoner mot vatten och våtmarker bör tillräckligt breda skyddszoner av uppväxt skog sparas för att skapa och bevara vindskyddade födosöksmiljöer. Genom att binda samman befintliga skogsbestånd med korridorer av uppvuxen skog skapas ett fladdermusvänligt landskap (SLU Artdatabanken, 2024; Skogsstyrelsen, 2016).</w:t>
+      </w:r>
+    </w:p>
+    <w:p>
+      <w:pPr>
+        <w:pStyle w:val="Heading2"/>
+      </w:pPr>
+      <w:r>
+        <w:t>Referenser – nordfladdermus</w:t>
+      </w:r>
+    </w:p>
+    <w:p>
+      <w:r>
+        <w:t xml:space="preserve">Skogsstyrelsen, 2016. </w:t>
+      </w:r>
+      <w:r>
+        <w:rPr>
+          <w:i/>
+        </w:rPr>
+        <w:t xml:space="preserve">Vägledning för hänsyn till nordfladdermus. </w:t>
+      </w:r>
+      <w:r>
+        <w:t>Vägledningar och kunskapsstöd artskydd - Skogsstyrelsen</w:t>
+      </w:r>
+    </w:p>
+    <w:p>
+      <w:r>
+        <w:t>SLU Artdatabanken, 2024.</w:t>
+      </w:r>
+      <w:r>
+        <w:rPr>
+          <w:i/>
+        </w:rPr>
+        <w:t xml:space="preserve">  Artfakta: nordfladdermus (Eptesicus nilssonii). </w:t>
+      </w:r>
+      <w:r>
+        <w:t>https://artfakta.se/taxa/205998</w:t>
       </w:r>
     </w:p>
     <w:p>
@@ -492,7 +562,7 @@
     <w:r>
       <w:tab/>
       <w:tab/>
-      <w:t>2026-10-15</w:t>
+      <w:t>2026-10-16</w:t>
       <w:br/>
       <w:br/>
     </w:r>

--- a/tillsyn/A 12720-2024 tillsynsbegäran.docx
+++ b/tillsyn/A 12720-2024 tillsynsbegäran.docx
@@ -562,7 +562,7 @@
     <w:r>
       <w:tab/>
       <w:tab/>
-      <w:t>2026-10-16</w:t>
+      <w:t>2026-10-17</w:t>
       <w:br/>
       <w:br/>
     </w:r>

--- a/tillsyn/A 12720-2024 tillsynsbegäran.docx
+++ b/tillsyn/A 12720-2024 tillsynsbegäran.docx
@@ -562,7 +562,7 @@
     <w:r>
       <w:tab/>
       <w:tab/>
-      <w:t>2026-10-17</w:t>
+      <w:t>2026-10-18</w:t>
       <w:br/>
       <w:br/>
     </w:r>

--- a/tillsyn/A 12720-2024 tillsynsbegäran.docx
+++ b/tillsyn/A 12720-2024 tillsynsbegäran.docx
@@ -562,7 +562,7 @@
     <w:r>
       <w:tab/>
       <w:tab/>
-      <w:t>2026-10-18</w:t>
+      <w:t>2026-10-19</w:t>
       <w:br/>
       <w:br/>
     </w:r>

--- a/tillsyn/A 12720-2024 tillsynsbegäran.docx
+++ b/tillsyn/A 12720-2024 tillsynsbegäran.docx
@@ -562,7 +562,7 @@
     <w:r>
       <w:tab/>
       <w:tab/>
-      <w:t>2026-10-19</w:t>
+      <w:t>2026-10-20</w:t>
       <w:br/>
       <w:br/>
     </w:r>

--- a/tillsyn/A 12720-2024 tillsynsbegäran.docx
+++ b/tillsyn/A 12720-2024 tillsynsbegäran.docx
@@ -562,7 +562,7 @@
     <w:r>
       <w:tab/>
       <w:tab/>
-      <w:t>2026-10-20</w:t>
+      <w:t>2026-10-21</w:t>
       <w:br/>
       <w:br/>
     </w:r>

--- a/tillsyn/A 12720-2024 tillsynsbegäran.docx
+++ b/tillsyn/A 12720-2024 tillsynsbegäran.docx
@@ -562,7 +562,7 @@
     <w:r>
       <w:tab/>
       <w:tab/>
-      <w:t>2026-10-21</w:t>
+      <w:t>2026-10-22</w:t>
       <w:br/>
       <w:br/>
     </w:r>

--- a/tillsyn/A 12720-2024 tillsynsbegäran.docx
+++ b/tillsyn/A 12720-2024 tillsynsbegäran.docx
@@ -562,7 +562,7 @@
     <w:r>
       <w:tab/>
       <w:tab/>
-      <w:t>2026-10-22</w:t>
+      <w:t>2026-10-23</w:t>
       <w:br/>
       <w:br/>
     </w:r>

--- a/tillsyn/A 12720-2024 tillsynsbegäran.docx
+++ b/tillsyn/A 12720-2024 tillsynsbegäran.docx
@@ -562,7 +562,7 @@
     <w:r>
       <w:tab/>
       <w:tab/>
-      <w:t>2026-10-23</w:t>
+      <w:t>2026-10-24</w:t>
       <w:br/>
       <w:br/>
     </w:r>

--- a/tillsyn/A 12720-2024 tillsynsbegäran.docx
+++ b/tillsyn/A 12720-2024 tillsynsbegäran.docx
@@ -562,7 +562,7 @@
     <w:r>
       <w:tab/>
       <w:tab/>
-      <w:t>2026-10-24</w:t>
+      <w:t>2026-10-25</w:t>
       <w:br/>
       <w:br/>
     </w:r>

--- a/tillsyn/A 12720-2024 tillsynsbegäran.docx
+++ b/tillsyn/A 12720-2024 tillsynsbegäran.docx
@@ -562,7 +562,7 @@
     <w:r>
       <w:tab/>
       <w:tab/>
-      <w:t>2026-10-25</w:t>
+      <w:t>2026-10-26</w:t>
       <w:br/>
       <w:br/>
     </w:r>

--- a/tillsyn/A 12720-2024 tillsynsbegäran.docx
+++ b/tillsyn/A 12720-2024 tillsynsbegäran.docx
@@ -562,7 +562,7 @@
     <w:r>
       <w:tab/>
       <w:tab/>
-      <w:t>2026-10-26</w:t>
+      <w:t>2026-10-27</w:t>
       <w:br/>
       <w:br/>
     </w:r>

--- a/tillsyn/A 12720-2024 tillsynsbegäran.docx
+++ b/tillsyn/A 12720-2024 tillsynsbegäran.docx
@@ -562,7 +562,7 @@
     <w:r>
       <w:tab/>
       <w:tab/>
-      <w:t>2026-10-27</w:t>
+      <w:t>2026-10-28</w:t>
       <w:br/>
       <w:br/>
     </w:r>

--- a/tillsyn/A 12720-2024 tillsynsbegäran.docx
+++ b/tillsyn/A 12720-2024 tillsynsbegäran.docx
@@ -562,7 +562,7 @@
     <w:r>
       <w:tab/>
       <w:tab/>
-      <w:t>2026-10-28</w:t>
+      <w:t>2026-10-29</w:t>
       <w:br/>
       <w:br/>
     </w:r>

--- a/tillsyn/A 12720-2024 tillsynsbegäran.docx
+++ b/tillsyn/A 12720-2024 tillsynsbegäran.docx
@@ -562,7 +562,7 @@
     <w:r>
       <w:tab/>
       <w:tab/>
-      <w:t>2026-10-29</w:t>
+      <w:t>2026-10-31</w:t>
       <w:br/>
       <w:br/>
     </w:r>
